--- a/Report/template/Module02/GST.docx
+++ b/Report/template/Module02/GST.docx
@@ -176,27 +176,7 @@
           <w:szCs w:val="24"/>
           <w:lang w:val="en-US" w:eastAsia="zh-CN"/>
         </w:rPr>
-        <w:t>}}℃。历年的年平均</w:t>
-      </w:r>
-      <w:r>
-        <w:rPr>
-          <w:rFonts w:hint="eastAsia" w:ascii="Times New Roman" w:hAnsi="Times New Roman" w:eastAsia="仿宋" w:cs="Times New Roman"/>
-          <w:color w:val="000000"/>
-          <w:sz w:val="24"/>
-          <w:szCs w:val="24"/>
-          <w:lang w:val="en-US" w:eastAsia="zh-CN"/>
-        </w:rPr>
-        <w:t>地面温度</w:t>
-      </w:r>
-      <w:r>
-        <w:rPr>
-          <w:rFonts w:hint="default" w:ascii="Times New Roman" w:hAnsi="Times New Roman" w:eastAsia="仿宋" w:cs="Times New Roman"/>
-          <w:color w:val="000000"/>
-          <w:sz w:val="24"/>
-          <w:szCs w:val="24"/>
-          <w:lang w:val="en-US" w:eastAsia="zh-CN"/>
-        </w:rPr>
-        <w:t>在{{average_</w:t>
+        <w:t>}}℃。{{average_</w:t>
       </w:r>
       <w:r>
         <w:rPr>
@@ -216,7 +196,47 @@
           <w:szCs w:val="24"/>
           <w:lang w:val="en-US" w:eastAsia="zh-CN"/>
         </w:rPr>
-        <w:t>_1}}℃（{{average_</w:t>
+        <w:t>_</w:t>
+      </w:r>
+      <w:r>
+        <w:rPr>
+          <w:rFonts w:hint="eastAsia" w:cs="Times New Roman"/>
+          <w:color w:val="000000"/>
+          <w:sz w:val="24"/>
+          <w:szCs w:val="24"/>
+          <w:lang w:val="en-US" w:eastAsia="zh-CN"/>
+        </w:rPr>
+        <w:t>2</w:t>
+      </w:r>
+      <w:r>
+        <w:rPr>
+          <w:rFonts w:hint="default" w:ascii="Times New Roman" w:hAnsi="Times New Roman" w:eastAsia="仿宋" w:cs="Times New Roman"/>
+          <w:color w:val="000000"/>
+          <w:sz w:val="24"/>
+          <w:szCs w:val="24"/>
+          <w:lang w:val="en-US" w:eastAsia="zh-CN"/>
+        </w:rPr>
+        <w:t>_year}}年</w:t>
+      </w:r>
+      <w:r>
+        <w:rPr>
+          <w:rFonts w:hint="eastAsia" w:cs="Times New Roman"/>
+          <w:color w:val="000000"/>
+          <w:sz w:val="24"/>
+          <w:szCs w:val="24"/>
+          <w:lang w:val="en-US" w:eastAsia="zh-CN"/>
+        </w:rPr>
+        <w:t>平均地面温度最高，为</w:t>
+      </w:r>
+      <w:r>
+        <w:rPr>
+          <w:rFonts w:hint="default" w:ascii="Times New Roman" w:hAnsi="Times New Roman" w:eastAsia="仿宋" w:cs="Times New Roman"/>
+          <w:color w:val="000000"/>
+          <w:sz w:val="24"/>
+          <w:szCs w:val="24"/>
+          <w:lang w:val="en-US" w:eastAsia="zh-CN"/>
+        </w:rPr>
+        <w:t>{{average_</w:t>
       </w:r>
       <w:r>
         <w:rPr>
@@ -236,7 +256,47 @@
           <w:szCs w:val="24"/>
           <w:lang w:val="en-US" w:eastAsia="zh-CN"/>
         </w:rPr>
-        <w:t>_1_year}}年）～{{average_</w:t>
+        <w:t>_</w:t>
+      </w:r>
+      <w:r>
+        <w:rPr>
+          <w:rFonts w:hint="eastAsia" w:cs="Times New Roman"/>
+          <w:color w:val="000000"/>
+          <w:sz w:val="24"/>
+          <w:szCs w:val="24"/>
+          <w:lang w:val="en-US" w:eastAsia="zh-CN"/>
+        </w:rPr>
+        <w:t>2</w:t>
+      </w:r>
+      <w:r>
+        <w:rPr>
+          <w:rFonts w:hint="default" w:ascii="Times New Roman" w:hAnsi="Times New Roman" w:eastAsia="仿宋" w:cs="Times New Roman"/>
+          <w:color w:val="000000"/>
+          <w:sz w:val="24"/>
+          <w:szCs w:val="24"/>
+          <w:lang w:val="en-US" w:eastAsia="zh-CN"/>
+        </w:rPr>
+        <w:t>}}℃</w:t>
+      </w:r>
+      <w:r>
+        <w:rPr>
+          <w:rFonts w:hint="eastAsia" w:cs="Times New Roman"/>
+          <w:color w:val="000000"/>
+          <w:sz w:val="24"/>
+          <w:szCs w:val="24"/>
+          <w:lang w:val="en-US" w:eastAsia="zh-CN"/>
+        </w:rPr>
+        <w:t>，</w:t>
+      </w:r>
+      <w:r>
+        <w:rPr>
+          <w:rFonts w:hint="default" w:ascii="Times New Roman" w:hAnsi="Times New Roman" w:eastAsia="仿宋" w:cs="Times New Roman"/>
+          <w:color w:val="000000"/>
+          <w:sz w:val="24"/>
+          <w:szCs w:val="24"/>
+          <w:lang w:val="en-US" w:eastAsia="zh-CN"/>
+        </w:rPr>
+        <w:t>{{average_</w:t>
       </w:r>
       <w:r>
         <w:rPr>
@@ -256,7 +316,47 @@
           <w:szCs w:val="24"/>
           <w:lang w:val="en-US" w:eastAsia="zh-CN"/>
         </w:rPr>
-        <w:t>_2}}℃（{{average_</w:t>
+        <w:t>_</w:t>
+      </w:r>
+      <w:r>
+        <w:rPr>
+          <w:rFonts w:hint="eastAsia" w:cs="Times New Roman"/>
+          <w:color w:val="000000"/>
+          <w:sz w:val="24"/>
+          <w:szCs w:val="24"/>
+          <w:lang w:val="en-US" w:eastAsia="zh-CN"/>
+        </w:rPr>
+        <w:t>1</w:t>
+      </w:r>
+      <w:r>
+        <w:rPr>
+          <w:rFonts w:hint="default" w:ascii="Times New Roman" w:hAnsi="Times New Roman" w:eastAsia="仿宋" w:cs="Times New Roman"/>
+          <w:color w:val="000000"/>
+          <w:sz w:val="24"/>
+          <w:szCs w:val="24"/>
+          <w:lang w:val="en-US" w:eastAsia="zh-CN"/>
+        </w:rPr>
+        <w:t>_year}}年</w:t>
+      </w:r>
+      <w:r>
+        <w:rPr>
+          <w:rFonts w:hint="eastAsia" w:cs="Times New Roman"/>
+          <w:color w:val="000000"/>
+          <w:sz w:val="24"/>
+          <w:szCs w:val="24"/>
+          <w:lang w:val="en-US" w:eastAsia="zh-CN"/>
+        </w:rPr>
+        <w:t>平均地面温度最低，为</w:t>
+      </w:r>
+      <w:r>
+        <w:rPr>
+          <w:rFonts w:hint="default" w:ascii="Times New Roman" w:hAnsi="Times New Roman" w:eastAsia="仿宋" w:cs="Times New Roman"/>
+          <w:color w:val="000000"/>
+          <w:sz w:val="24"/>
+          <w:szCs w:val="24"/>
+          <w:lang w:val="en-US" w:eastAsia="zh-CN"/>
+        </w:rPr>
+        <w:t>{{average_</w:t>
       </w:r>
       <w:r>
         <w:rPr>
@@ -276,27 +376,47 @@
           <w:szCs w:val="24"/>
           <w:lang w:val="en-US" w:eastAsia="zh-CN"/>
         </w:rPr>
-        <w:t>_2_year}}年）之间（图1），年平均最高</w:t>
-      </w:r>
-      <w:r>
-        <w:rPr>
-          <w:rFonts w:hint="eastAsia" w:ascii="Times New Roman" w:hAnsi="Times New Roman" w:eastAsia="仿宋" w:cs="Times New Roman"/>
-          <w:color w:val="000000"/>
-          <w:sz w:val="24"/>
-          <w:szCs w:val="24"/>
-          <w:lang w:val="en-US" w:eastAsia="zh-CN"/>
-        </w:rPr>
-        <w:t>地面温度</w:t>
-      </w:r>
-      <w:r>
-        <w:rPr>
-          <w:rFonts w:hint="default" w:ascii="Times New Roman" w:hAnsi="Times New Roman" w:eastAsia="仿宋" w:cs="Times New Roman"/>
-          <w:color w:val="000000"/>
-          <w:sz w:val="24"/>
-          <w:szCs w:val="24"/>
-          <w:lang w:val="en-US" w:eastAsia="zh-CN"/>
-        </w:rPr>
-        <w:t>在{{max_</w:t>
+        <w:t>_</w:t>
+      </w:r>
+      <w:r>
+        <w:rPr>
+          <w:rFonts w:hint="eastAsia" w:cs="Times New Roman"/>
+          <w:color w:val="000000"/>
+          <w:sz w:val="24"/>
+          <w:szCs w:val="24"/>
+          <w:lang w:val="en-US" w:eastAsia="zh-CN"/>
+        </w:rPr>
+        <w:t>1</w:t>
+      </w:r>
+      <w:r>
+        <w:rPr>
+          <w:rFonts w:hint="default" w:ascii="Times New Roman" w:hAnsi="Times New Roman" w:eastAsia="仿宋" w:cs="Times New Roman"/>
+          <w:color w:val="000000"/>
+          <w:sz w:val="24"/>
+          <w:szCs w:val="24"/>
+          <w:lang w:val="en-US" w:eastAsia="zh-CN"/>
+        </w:rPr>
+        <w:t>}}℃</w:t>
+      </w:r>
+      <w:r>
+        <w:rPr>
+          <w:rFonts w:hint="eastAsia" w:cs="Times New Roman"/>
+          <w:color w:val="000000"/>
+          <w:sz w:val="24"/>
+          <w:szCs w:val="24"/>
+          <w:lang w:val="en-US" w:eastAsia="zh-CN"/>
+        </w:rPr>
+        <w:t>（图1）。</w:t>
+      </w:r>
+      <w:r>
+        <w:rPr>
+          <w:rFonts w:hint="default" w:ascii="Times New Roman" w:hAnsi="Times New Roman" w:eastAsia="仿宋" w:cs="Times New Roman"/>
+          <w:color w:val="000000"/>
+          <w:sz w:val="24"/>
+          <w:szCs w:val="24"/>
+          <w:lang w:val="en-US" w:eastAsia="zh-CN"/>
+        </w:rPr>
+        <w:t>{{max_</w:t>
       </w:r>
       <w:r>
         <w:rPr>
@@ -316,7 +436,67 @@
           <w:szCs w:val="24"/>
           <w:lang w:val="en-US" w:eastAsia="zh-CN"/>
         </w:rPr>
-        <w:t>_1}}℃（{{max_</w:t>
+        <w:t>_</w:t>
+      </w:r>
+      <w:r>
+        <w:rPr>
+          <w:rFonts w:hint="eastAsia" w:cs="Times New Roman"/>
+          <w:color w:val="000000"/>
+          <w:sz w:val="24"/>
+          <w:szCs w:val="24"/>
+          <w:lang w:val="en-US" w:eastAsia="zh-CN"/>
+        </w:rPr>
+        <w:t>2</w:t>
+      </w:r>
+      <w:r>
+        <w:rPr>
+          <w:rFonts w:hint="default" w:ascii="Times New Roman" w:hAnsi="Times New Roman" w:eastAsia="仿宋" w:cs="Times New Roman"/>
+          <w:color w:val="000000"/>
+          <w:sz w:val="24"/>
+          <w:szCs w:val="24"/>
+          <w:lang w:val="en-US" w:eastAsia="zh-CN"/>
+        </w:rPr>
+        <w:t>_year}}年</w:t>
+      </w:r>
+      <w:r>
+        <w:rPr>
+          <w:rFonts w:hint="eastAsia" w:cs="Times New Roman"/>
+          <w:color w:val="000000"/>
+          <w:sz w:val="24"/>
+          <w:szCs w:val="24"/>
+          <w:lang w:val="en-US" w:eastAsia="zh-CN"/>
+        </w:rPr>
+        <w:t>平均</w:t>
+      </w:r>
+      <w:r>
+        <w:rPr>
+          <w:rFonts w:hint="default" w:ascii="Times New Roman" w:hAnsi="Times New Roman" w:eastAsia="仿宋" w:cs="Times New Roman"/>
+          <w:color w:val="000000"/>
+          <w:sz w:val="24"/>
+          <w:szCs w:val="24"/>
+          <w:lang w:val="en-US" w:eastAsia="zh-CN"/>
+        </w:rPr>
+        <w:t>最高</w:t>
+      </w:r>
+      <w:r>
+        <w:rPr>
+          <w:rFonts w:hint="eastAsia" w:cs="Times New Roman"/>
+          <w:color w:val="000000"/>
+          <w:sz w:val="24"/>
+          <w:szCs w:val="24"/>
+          <w:lang w:val="en-US" w:eastAsia="zh-CN"/>
+        </w:rPr>
+        <w:t>地面温度最高，为</w:t>
+      </w:r>
+      <w:r>
+        <w:rPr>
+          <w:rFonts w:hint="default" w:ascii="Times New Roman" w:hAnsi="Times New Roman" w:eastAsia="仿宋" w:cs="Times New Roman"/>
+          <w:color w:val="000000"/>
+          <w:sz w:val="24"/>
+          <w:szCs w:val="24"/>
+          <w:lang w:val="en-US" w:eastAsia="zh-CN"/>
+        </w:rPr>
+        <w:t>{{max_</w:t>
       </w:r>
       <w:r>
         <w:rPr>
@@ -336,7 +516,47 @@
           <w:szCs w:val="24"/>
           <w:lang w:val="en-US" w:eastAsia="zh-CN"/>
         </w:rPr>
-        <w:t>_1_year}}年）～{{max_</w:t>
+        <w:t>_</w:t>
+      </w:r>
+      <w:r>
+        <w:rPr>
+          <w:rFonts w:hint="eastAsia" w:cs="Times New Roman"/>
+          <w:color w:val="000000"/>
+          <w:sz w:val="24"/>
+          <w:szCs w:val="24"/>
+          <w:lang w:val="en-US" w:eastAsia="zh-CN"/>
+        </w:rPr>
+        <w:t>2</w:t>
+      </w:r>
+      <w:r>
+        <w:rPr>
+          <w:rFonts w:hint="default" w:ascii="Times New Roman" w:hAnsi="Times New Roman" w:eastAsia="仿宋" w:cs="Times New Roman"/>
+          <w:color w:val="000000"/>
+          <w:sz w:val="24"/>
+          <w:szCs w:val="24"/>
+          <w:lang w:val="en-US" w:eastAsia="zh-CN"/>
+        </w:rPr>
+        <w:t>}}℃</w:t>
+      </w:r>
+      <w:r>
+        <w:rPr>
+          <w:rFonts w:hint="eastAsia" w:cs="Times New Roman"/>
+          <w:color w:val="000000"/>
+          <w:sz w:val="24"/>
+          <w:szCs w:val="24"/>
+          <w:lang w:val="en-US" w:eastAsia="zh-CN"/>
+        </w:rPr>
+        <w:t>，</w:t>
+      </w:r>
+      <w:r>
+        <w:rPr>
+          <w:rFonts w:hint="default" w:ascii="Times New Roman" w:hAnsi="Times New Roman" w:eastAsia="仿宋" w:cs="Times New Roman"/>
+          <w:color w:val="000000"/>
+          <w:sz w:val="24"/>
+          <w:szCs w:val="24"/>
+          <w:lang w:val="en-US" w:eastAsia="zh-CN"/>
+        </w:rPr>
+        <w:t>{{max_</w:t>
       </w:r>
       <w:r>
         <w:rPr>
@@ -356,7 +576,67 @@
           <w:szCs w:val="24"/>
           <w:lang w:val="en-US" w:eastAsia="zh-CN"/>
         </w:rPr>
-        <w:t>_2}}℃（{{max_</w:t>
+        <w:t>_</w:t>
+      </w:r>
+      <w:r>
+        <w:rPr>
+          <w:rFonts w:hint="eastAsia" w:cs="Times New Roman"/>
+          <w:color w:val="000000"/>
+          <w:sz w:val="24"/>
+          <w:szCs w:val="24"/>
+          <w:lang w:val="en-US" w:eastAsia="zh-CN"/>
+        </w:rPr>
+        <w:t>1</w:t>
+      </w:r>
+      <w:r>
+        <w:rPr>
+          <w:rFonts w:hint="default" w:ascii="Times New Roman" w:hAnsi="Times New Roman" w:eastAsia="仿宋" w:cs="Times New Roman"/>
+          <w:color w:val="000000"/>
+          <w:sz w:val="24"/>
+          <w:szCs w:val="24"/>
+          <w:lang w:val="en-US" w:eastAsia="zh-CN"/>
+        </w:rPr>
+        <w:t>_year}}年</w:t>
+      </w:r>
+      <w:r>
+        <w:rPr>
+          <w:rFonts w:hint="eastAsia" w:cs="Times New Roman"/>
+          <w:color w:val="000000"/>
+          <w:sz w:val="24"/>
+          <w:szCs w:val="24"/>
+          <w:lang w:val="en-US" w:eastAsia="zh-CN"/>
+        </w:rPr>
+        <w:t>平均</w:t>
+      </w:r>
+      <w:r>
+        <w:rPr>
+          <w:rFonts w:hint="default" w:ascii="Times New Roman" w:hAnsi="Times New Roman" w:eastAsia="仿宋" w:cs="Times New Roman"/>
+          <w:color w:val="000000"/>
+          <w:sz w:val="24"/>
+          <w:szCs w:val="24"/>
+          <w:lang w:val="en-US" w:eastAsia="zh-CN"/>
+        </w:rPr>
+        <w:t>最高</w:t>
+      </w:r>
+      <w:r>
+        <w:rPr>
+          <w:rFonts w:hint="eastAsia" w:cs="Times New Roman"/>
+          <w:color w:val="000000"/>
+          <w:sz w:val="24"/>
+          <w:szCs w:val="24"/>
+          <w:lang w:val="en-US" w:eastAsia="zh-CN"/>
+        </w:rPr>
+        <w:t>地面温度最低，为</w:t>
+      </w:r>
+      <w:r>
+        <w:rPr>
+          <w:rFonts w:hint="default" w:ascii="Times New Roman" w:hAnsi="Times New Roman" w:eastAsia="仿宋" w:cs="Times New Roman"/>
+          <w:color w:val="000000"/>
+          <w:sz w:val="24"/>
+          <w:szCs w:val="24"/>
+          <w:lang w:val="en-US" w:eastAsia="zh-CN"/>
+        </w:rPr>
+        <w:t>{{max_</w:t>
       </w:r>
       <w:r>
         <w:rPr>
@@ -376,27 +656,47 @@
           <w:szCs w:val="24"/>
           <w:lang w:val="en-US" w:eastAsia="zh-CN"/>
         </w:rPr>
-        <w:t>_2_year}}年）之间（图2），年平均最低</w:t>
-      </w:r>
-      <w:r>
-        <w:rPr>
-          <w:rFonts w:hint="eastAsia" w:ascii="Times New Roman" w:hAnsi="Times New Roman" w:eastAsia="仿宋" w:cs="Times New Roman"/>
-          <w:color w:val="000000"/>
-          <w:sz w:val="24"/>
-          <w:szCs w:val="24"/>
-          <w:lang w:val="en-US" w:eastAsia="zh-CN"/>
-        </w:rPr>
-        <w:t>地面温度</w:t>
-      </w:r>
-      <w:r>
-        <w:rPr>
-          <w:rFonts w:hint="default" w:ascii="Times New Roman" w:hAnsi="Times New Roman" w:eastAsia="仿宋" w:cs="Times New Roman"/>
-          <w:color w:val="000000"/>
-          <w:sz w:val="24"/>
-          <w:szCs w:val="24"/>
-          <w:lang w:val="en-US" w:eastAsia="zh-CN"/>
-        </w:rPr>
-        <w:t>在{{min_</w:t>
+        <w:t>_</w:t>
+      </w:r>
+      <w:r>
+        <w:rPr>
+          <w:rFonts w:hint="eastAsia" w:cs="Times New Roman"/>
+          <w:color w:val="000000"/>
+          <w:sz w:val="24"/>
+          <w:szCs w:val="24"/>
+          <w:lang w:val="en-US" w:eastAsia="zh-CN"/>
+        </w:rPr>
+        <w:t>1</w:t>
+      </w:r>
+      <w:r>
+        <w:rPr>
+          <w:rFonts w:hint="default" w:ascii="Times New Roman" w:hAnsi="Times New Roman" w:eastAsia="仿宋" w:cs="Times New Roman"/>
+          <w:color w:val="000000"/>
+          <w:sz w:val="24"/>
+          <w:szCs w:val="24"/>
+          <w:lang w:val="en-US" w:eastAsia="zh-CN"/>
+        </w:rPr>
+        <w:t>}}℃</w:t>
+      </w:r>
+      <w:r>
+        <w:rPr>
+          <w:rFonts w:hint="eastAsia" w:cs="Times New Roman"/>
+          <w:color w:val="000000"/>
+          <w:sz w:val="24"/>
+          <w:szCs w:val="24"/>
+          <w:lang w:val="en-US" w:eastAsia="zh-CN"/>
+        </w:rPr>
+        <w:t>（图2）。</w:t>
+      </w:r>
+      <w:r>
+        <w:rPr>
+          <w:rFonts w:hint="default" w:ascii="Times New Roman" w:hAnsi="Times New Roman" w:eastAsia="仿宋" w:cs="Times New Roman"/>
+          <w:color w:val="000000"/>
+          <w:sz w:val="24"/>
+          <w:szCs w:val="24"/>
+          <w:lang w:val="en-US" w:eastAsia="zh-CN"/>
+        </w:rPr>
+        <w:t>{{min_</w:t>
       </w:r>
       <w:r>
         <w:rPr>
@@ -416,7 +716,67 @@
           <w:szCs w:val="24"/>
           <w:lang w:val="en-US" w:eastAsia="zh-CN"/>
         </w:rPr>
-        <w:t>_1}}℃（{{min_</w:t>
+        <w:t>_</w:t>
+      </w:r>
+      <w:r>
+        <w:rPr>
+          <w:rFonts w:hint="eastAsia" w:cs="Times New Roman"/>
+          <w:color w:val="000000"/>
+          <w:sz w:val="24"/>
+          <w:szCs w:val="24"/>
+          <w:lang w:val="en-US" w:eastAsia="zh-CN"/>
+        </w:rPr>
+        <w:t>2</w:t>
+      </w:r>
+      <w:r>
+        <w:rPr>
+          <w:rFonts w:hint="default" w:ascii="Times New Roman" w:hAnsi="Times New Roman" w:eastAsia="仿宋" w:cs="Times New Roman"/>
+          <w:color w:val="000000"/>
+          <w:sz w:val="24"/>
+          <w:szCs w:val="24"/>
+          <w:lang w:val="en-US" w:eastAsia="zh-CN"/>
+        </w:rPr>
+        <w:t>_year}}年</w:t>
+      </w:r>
+      <w:r>
+        <w:rPr>
+          <w:rFonts w:hint="eastAsia" w:cs="Times New Roman"/>
+          <w:color w:val="000000"/>
+          <w:sz w:val="24"/>
+          <w:szCs w:val="24"/>
+          <w:lang w:val="en-US" w:eastAsia="zh-CN"/>
+        </w:rPr>
+        <w:t>平均</w:t>
+      </w:r>
+      <w:r>
+        <w:rPr>
+          <w:rFonts w:hint="default" w:ascii="Times New Roman" w:hAnsi="Times New Roman" w:eastAsia="仿宋" w:cs="Times New Roman"/>
+          <w:color w:val="000000"/>
+          <w:sz w:val="24"/>
+          <w:szCs w:val="24"/>
+          <w:lang w:val="en-US" w:eastAsia="zh-CN"/>
+        </w:rPr>
+        <w:t>最低</w:t>
+      </w:r>
+      <w:r>
+        <w:rPr>
+          <w:rFonts w:hint="eastAsia" w:cs="Times New Roman"/>
+          <w:color w:val="000000"/>
+          <w:sz w:val="24"/>
+          <w:szCs w:val="24"/>
+          <w:lang w:val="en-US" w:eastAsia="zh-CN"/>
+        </w:rPr>
+        <w:t>地面温度最高，为</w:t>
+      </w:r>
+      <w:r>
+        <w:rPr>
+          <w:rFonts w:hint="default" w:ascii="Times New Roman" w:hAnsi="Times New Roman" w:eastAsia="仿宋" w:cs="Times New Roman"/>
+          <w:color w:val="000000"/>
+          <w:sz w:val="24"/>
+          <w:szCs w:val="24"/>
+          <w:lang w:val="en-US" w:eastAsia="zh-CN"/>
+        </w:rPr>
+        <w:t>{{min_</w:t>
       </w:r>
       <w:r>
         <w:rPr>
@@ -436,7 +796,47 @@
           <w:szCs w:val="24"/>
           <w:lang w:val="en-US" w:eastAsia="zh-CN"/>
         </w:rPr>
-        <w:t>_1_year}}年）～{{min_</w:t>
+        <w:t>_</w:t>
+      </w:r>
+      <w:r>
+        <w:rPr>
+          <w:rFonts w:hint="eastAsia" w:cs="Times New Roman"/>
+          <w:color w:val="000000"/>
+          <w:sz w:val="24"/>
+          <w:szCs w:val="24"/>
+          <w:lang w:val="en-US" w:eastAsia="zh-CN"/>
+        </w:rPr>
+        <w:t>2</w:t>
+      </w:r>
+      <w:r>
+        <w:rPr>
+          <w:rFonts w:hint="default" w:ascii="Times New Roman" w:hAnsi="Times New Roman" w:eastAsia="仿宋" w:cs="Times New Roman"/>
+          <w:color w:val="000000"/>
+          <w:sz w:val="24"/>
+          <w:szCs w:val="24"/>
+          <w:lang w:val="en-US" w:eastAsia="zh-CN"/>
+        </w:rPr>
+        <w:t>}}℃</w:t>
+      </w:r>
+      <w:r>
+        <w:rPr>
+          <w:rFonts w:hint="eastAsia" w:cs="Times New Roman"/>
+          <w:color w:val="000000"/>
+          <w:sz w:val="24"/>
+          <w:szCs w:val="24"/>
+          <w:lang w:val="en-US" w:eastAsia="zh-CN"/>
+        </w:rPr>
+        <w:t>，</w:t>
+      </w:r>
+      <w:r>
+        <w:rPr>
+          <w:rFonts w:hint="default" w:ascii="Times New Roman" w:hAnsi="Times New Roman" w:eastAsia="仿宋" w:cs="Times New Roman"/>
+          <w:color w:val="000000"/>
+          <w:sz w:val="24"/>
+          <w:szCs w:val="24"/>
+          <w:lang w:val="en-US" w:eastAsia="zh-CN"/>
+        </w:rPr>
+        <w:t>{{min_</w:t>
       </w:r>
       <w:r>
         <w:rPr>
@@ -456,7 +856,67 @@
           <w:szCs w:val="24"/>
           <w:lang w:val="en-US" w:eastAsia="zh-CN"/>
         </w:rPr>
-        <w:t>_2}}℃（{{min_</w:t>
+        <w:t>_</w:t>
+      </w:r>
+      <w:r>
+        <w:rPr>
+          <w:rFonts w:hint="eastAsia" w:cs="Times New Roman"/>
+          <w:color w:val="000000"/>
+          <w:sz w:val="24"/>
+          <w:szCs w:val="24"/>
+          <w:lang w:val="en-US" w:eastAsia="zh-CN"/>
+        </w:rPr>
+        <w:t>1</w:t>
+      </w:r>
+      <w:r>
+        <w:rPr>
+          <w:rFonts w:hint="default" w:ascii="Times New Roman" w:hAnsi="Times New Roman" w:eastAsia="仿宋" w:cs="Times New Roman"/>
+          <w:color w:val="000000"/>
+          <w:sz w:val="24"/>
+          <w:szCs w:val="24"/>
+          <w:lang w:val="en-US" w:eastAsia="zh-CN"/>
+        </w:rPr>
+        <w:t>_year}}年</w:t>
+      </w:r>
+      <w:r>
+        <w:rPr>
+          <w:rFonts w:hint="eastAsia" w:cs="Times New Roman"/>
+          <w:color w:val="000000"/>
+          <w:sz w:val="24"/>
+          <w:szCs w:val="24"/>
+          <w:lang w:val="en-US" w:eastAsia="zh-CN"/>
+        </w:rPr>
+        <w:t>平均</w:t>
+      </w:r>
+      <w:r>
+        <w:rPr>
+          <w:rFonts w:hint="default" w:ascii="Times New Roman" w:hAnsi="Times New Roman" w:eastAsia="仿宋" w:cs="Times New Roman"/>
+          <w:color w:val="000000"/>
+          <w:sz w:val="24"/>
+          <w:szCs w:val="24"/>
+          <w:lang w:val="en-US" w:eastAsia="zh-CN"/>
+        </w:rPr>
+        <w:t>最低</w:t>
+      </w:r>
+      <w:r>
+        <w:rPr>
+          <w:rFonts w:hint="eastAsia" w:cs="Times New Roman"/>
+          <w:color w:val="000000"/>
+          <w:sz w:val="24"/>
+          <w:szCs w:val="24"/>
+          <w:lang w:val="en-US" w:eastAsia="zh-CN"/>
+        </w:rPr>
+        <w:t>地面温度最低，为</w:t>
+      </w:r>
+      <w:r>
+        <w:rPr>
+          <w:rFonts w:hint="default" w:ascii="Times New Roman" w:hAnsi="Times New Roman" w:eastAsia="仿宋" w:cs="Times New Roman"/>
+          <w:color w:val="000000"/>
+          <w:sz w:val="24"/>
+          <w:szCs w:val="24"/>
+          <w:lang w:val="en-US" w:eastAsia="zh-CN"/>
+        </w:rPr>
+        <w:t>{{min_</w:t>
       </w:r>
       <w:r>
         <w:rPr>
@@ -476,7 +936,49 @@
           <w:szCs w:val="24"/>
           <w:lang w:val="en-US" w:eastAsia="zh-CN"/>
         </w:rPr>
-        <w:t>_2_year}}年）之间（图3）。</w:t>
+        <w:t>_</w:t>
+      </w:r>
+      <w:r>
+        <w:rPr>
+          <w:rFonts w:hint="eastAsia" w:cs="Times New Roman"/>
+          <w:color w:val="000000"/>
+          <w:sz w:val="24"/>
+          <w:szCs w:val="24"/>
+          <w:lang w:val="en-US" w:eastAsia="zh-CN"/>
+        </w:rPr>
+        <w:t>1</w:t>
+      </w:r>
+      <w:bookmarkStart w:id="0" w:name="_GoBack"/>
+      <w:bookmarkEnd w:id="0"/>
+      <w:r>
+        <w:rPr>
+          <w:rFonts w:hint="default" w:ascii="Times New Roman" w:hAnsi="Times New Roman" w:eastAsia="仿宋" w:cs="Times New Roman"/>
+          <w:color w:val="000000"/>
+          <w:sz w:val="24"/>
+          <w:szCs w:val="24"/>
+          <w:lang w:val="en-US" w:eastAsia="zh-CN"/>
+        </w:rPr>
+        <w:t>}}℃</w:t>
+      </w:r>
+      <w:r>
+        <w:rPr>
+          <w:rFonts w:hint="eastAsia" w:cs="Times New Roman"/>
+          <w:color w:val="000000"/>
+          <w:sz w:val="24"/>
+          <w:szCs w:val="24"/>
+          <w:lang w:val="en-US" w:eastAsia="zh-CN"/>
+        </w:rPr>
+        <w:t>（图3）</w:t>
+      </w:r>
+      <w:r>
+        <w:rPr>
+          <w:rFonts w:hint="default" w:ascii="Times New Roman" w:hAnsi="Times New Roman" w:eastAsia="仿宋" w:cs="Times New Roman"/>
+          <w:color w:val="000000"/>
+          <w:sz w:val="24"/>
+          <w:szCs w:val="24"/>
+          <w:lang w:val="en-US" w:eastAsia="zh-CN"/>
+        </w:rPr>
+        <w:t>。</w:t>
       </w:r>
       <w:r>
         <w:rPr>
@@ -526,7 +1028,37 @@
           <w:szCs w:val="24"/>
           <w:lang w:val="en-US" w:eastAsia="zh-CN"/>
         </w:rPr>
-        <w:t>趋势，年平均最低地面温度呈</w:t>
+        <w:t>趋势，</w:t>
+      </w:r>
+      <w:r>
+        <w:rPr>
+          <w:rFonts w:hint="default" w:ascii="Times New Roman" w:hAnsi="Times New Roman" w:eastAsia="仿宋" w:cs="Times New Roman"/>
+          <w:color w:val="000000"/>
+          <w:sz w:val="24"/>
+          <w:szCs w:val="24"/>
+          <w:lang w:val="en-US" w:eastAsia="zh-CN"/>
+        </w:rPr>
+        <w:t>{{average_trend_text}}</w:t>
+      </w:r>
+      <w:r>
+        <w:rPr>
+          <w:rFonts w:hint="eastAsia" w:cs="Times New Roman"/>
+          <w:color w:val="000000"/>
+          <w:sz w:val="24"/>
+          <w:szCs w:val="24"/>
+          <w:lang w:val="en-US" w:eastAsia="zh-CN"/>
+        </w:rPr>
+        <w:t>；</w:t>
+      </w:r>
+      <w:r>
+        <w:rPr>
+          <w:rFonts w:hint="eastAsia" w:ascii="Times New Roman" w:hAnsi="Times New Roman" w:eastAsia="仿宋" w:cs="Times New Roman"/>
+          <w:color w:val="000000"/>
+          <w:sz w:val="24"/>
+          <w:szCs w:val="24"/>
+          <w:lang w:val="en-US" w:eastAsia="zh-CN"/>
+        </w:rPr>
+        <w:t>年平均最低地面温度呈</w:t>
       </w:r>
       <w:r>
         <w:rPr>
@@ -566,7 +1098,37 @@
           <w:szCs w:val="24"/>
           <w:lang w:val="en-US" w:eastAsia="zh-CN"/>
         </w:rPr>
-        <w:t>趋势，年平均最高地面温度呈</w:t>
+        <w:t>趋势，</w:t>
+      </w:r>
+      <w:r>
+        <w:rPr>
+          <w:rFonts w:hint="default" w:ascii="Times New Roman" w:hAnsi="Times New Roman" w:eastAsia="仿宋" w:cs="Times New Roman"/>
+          <w:color w:val="000000"/>
+          <w:sz w:val="24"/>
+          <w:szCs w:val="24"/>
+          <w:lang w:val="en-US" w:eastAsia="zh-CN"/>
+        </w:rPr>
+        <w:t>{{min_trend_text}}</w:t>
+      </w:r>
+      <w:r>
+        <w:rPr>
+          <w:rFonts w:hint="eastAsia" w:cs="Times New Roman"/>
+          <w:color w:val="000000"/>
+          <w:sz w:val="24"/>
+          <w:szCs w:val="24"/>
+          <w:lang w:val="en-US" w:eastAsia="zh-CN"/>
+        </w:rPr>
+        <w:t>；</w:t>
+      </w:r>
+      <w:r>
+        <w:rPr>
+          <w:rFonts w:hint="eastAsia" w:ascii="Times New Roman" w:hAnsi="Times New Roman" w:eastAsia="仿宋" w:cs="Times New Roman"/>
+          <w:color w:val="000000"/>
+          <w:sz w:val="24"/>
+          <w:szCs w:val="24"/>
+          <w:lang w:val="en-US" w:eastAsia="zh-CN"/>
+        </w:rPr>
+        <w:t>年平均最高地面温度呈</w:t>
       </w:r>
       <w:r>
         <w:rPr>
@@ -606,7 +1168,37 @@
           <w:szCs w:val="24"/>
           <w:lang w:val="en-US" w:eastAsia="zh-CN"/>
         </w:rPr>
-        <w:t>趋势。</w:t>
+        <w:t>趋势</w:t>
+      </w:r>
+      <w:r>
+        <w:rPr>
+          <w:rFonts w:hint="eastAsia" w:cs="Times New Roman"/>
+          <w:color w:val="000000"/>
+          <w:sz w:val="24"/>
+          <w:szCs w:val="24"/>
+          <w:lang w:val="en-US" w:eastAsia="zh-CN"/>
+        </w:rPr>
+        <w:t>，</w:t>
+      </w:r>
+      <w:r>
+        <w:rPr>
+          <w:rFonts w:hint="default" w:ascii="Times New Roman" w:hAnsi="Times New Roman" w:eastAsia="仿宋" w:cs="Times New Roman"/>
+          <w:color w:val="000000"/>
+          <w:sz w:val="24"/>
+          <w:szCs w:val="24"/>
+          <w:lang w:val="en-US" w:eastAsia="zh-CN"/>
+        </w:rPr>
+        <w:t>{{max_trend_text}}</w:t>
+      </w:r>
+      <w:r>
+        <w:rPr>
+          <w:rFonts w:hint="eastAsia" w:ascii="Times New Roman" w:hAnsi="Times New Roman" w:eastAsia="仿宋" w:cs="Times New Roman"/>
+          <w:color w:val="000000"/>
+          <w:sz w:val="24"/>
+          <w:szCs w:val="24"/>
+          <w:lang w:val="en-US" w:eastAsia="zh-CN"/>
+        </w:rPr>
+        <w:t>。</w:t>
       </w:r>
     </w:p>
     <w:p>
@@ -976,13 +1568,23 @@
       </w:r>
       <w:r>
         <w:rPr>
-          <w:rFonts w:hint="default" w:ascii="Times New Roman" w:hAnsi="Times New Roman" w:eastAsia="仿宋" w:cs="Times New Roman"/>
-          <w:color w:val="000000"/>
-          <w:sz w:val="24"/>
-          <w:szCs w:val="24"/>
-          <w:lang w:val="en-US" w:eastAsia="zh-CN"/>
-        </w:rPr>
-        <w:t>的逐月变化在{{average_</w:t>
+          <w:rFonts w:hint="eastAsia" w:cs="Times New Roman"/>
+          <w:color w:val="000000"/>
+          <w:sz w:val="24"/>
+          <w:szCs w:val="24"/>
+          <w:lang w:val="en-US" w:eastAsia="zh-CN"/>
+        </w:rPr>
+        <w:t>最高发生在</w:t>
+      </w:r>
+      <w:r>
+        <w:rPr>
+          <w:rFonts w:hint="default" w:ascii="Times New Roman" w:hAnsi="Times New Roman" w:eastAsia="仿宋" w:cs="Times New Roman"/>
+          <w:color w:val="000000"/>
+          <w:sz w:val="24"/>
+          <w:szCs w:val="24"/>
+          <w:lang w:val="en-US" w:eastAsia="zh-CN"/>
+        </w:rPr>
+        <w:t>{{average_</w:t>
       </w:r>
       <w:r>
         <w:rPr>
@@ -1002,7 +1604,27 @@
           <w:szCs w:val="24"/>
           <w:lang w:val="en-US" w:eastAsia="zh-CN"/>
         </w:rPr>
-        <w:t>_m1}}℃（{{average_</w:t>
+        <w:t>_m2_month}}</w:t>
+      </w:r>
+      <w:r>
+        <w:rPr>
+          <w:rFonts w:hint="eastAsia" w:cs="Times New Roman"/>
+          <w:color w:val="000000"/>
+          <w:sz w:val="24"/>
+          <w:szCs w:val="24"/>
+          <w:lang w:val="en-US" w:eastAsia="zh-CN"/>
+        </w:rPr>
+        <w:t>，为</w:t>
+      </w:r>
+      <w:r>
+        <w:rPr>
+          <w:rFonts w:hint="default" w:ascii="Times New Roman" w:hAnsi="Times New Roman" w:eastAsia="仿宋" w:cs="Times New Roman"/>
+          <w:color w:val="000000"/>
+          <w:sz w:val="24"/>
+          <w:szCs w:val="24"/>
+          <w:lang w:val="en-US" w:eastAsia="zh-CN"/>
+        </w:rPr>
+        <w:t>{{average_</w:t>
       </w:r>
       <w:r>
         <w:rPr>
@@ -1022,7 +1644,27 @@
           <w:szCs w:val="24"/>
           <w:lang w:val="en-US" w:eastAsia="zh-CN"/>
         </w:rPr>
-        <w:t>_m1_month}}）～{{average_</w:t>
+        <w:t>_m1}}℃</w:t>
+      </w:r>
+      <w:r>
+        <w:rPr>
+          <w:rFonts w:hint="eastAsia" w:cs="Times New Roman"/>
+          <w:color w:val="000000"/>
+          <w:sz w:val="24"/>
+          <w:szCs w:val="24"/>
+          <w:lang w:val="en-US" w:eastAsia="zh-CN"/>
+        </w:rPr>
+        <w:t>，最低发生在</w:t>
+      </w:r>
+      <w:r>
+        <w:rPr>
+          <w:rFonts w:hint="default" w:ascii="Times New Roman" w:hAnsi="Times New Roman" w:eastAsia="仿宋" w:cs="Times New Roman"/>
+          <w:color w:val="000000"/>
+          <w:sz w:val="24"/>
+          <w:szCs w:val="24"/>
+          <w:lang w:val="en-US" w:eastAsia="zh-CN"/>
+        </w:rPr>
+        <w:t>{{average_</w:t>
       </w:r>
       <w:r>
         <w:rPr>
@@ -1042,7 +1684,27 @@
           <w:szCs w:val="24"/>
           <w:lang w:val="en-US" w:eastAsia="zh-CN"/>
         </w:rPr>
-        <w:t>_m2}}℃（{{average_</w:t>
+        <w:t>_m1_month}}</w:t>
+      </w:r>
+      <w:r>
+        <w:rPr>
+          <w:rFonts w:hint="eastAsia" w:cs="Times New Roman"/>
+          <w:color w:val="000000"/>
+          <w:sz w:val="24"/>
+          <w:szCs w:val="24"/>
+          <w:lang w:val="en-US" w:eastAsia="zh-CN"/>
+        </w:rPr>
+        <w:t>，为</w:t>
+      </w:r>
+      <w:r>
+        <w:rPr>
+          <w:rFonts w:hint="default" w:ascii="Times New Roman" w:hAnsi="Times New Roman" w:eastAsia="仿宋" w:cs="Times New Roman"/>
+          <w:color w:val="000000"/>
+          <w:sz w:val="24"/>
+          <w:szCs w:val="24"/>
+          <w:lang w:val="en-US" w:eastAsia="zh-CN"/>
+        </w:rPr>
+        <w:t>{{average_</w:t>
       </w:r>
       <w:r>
         <w:rPr>
@@ -1062,7 +1724,47 @@
           <w:szCs w:val="24"/>
           <w:lang w:val="en-US" w:eastAsia="zh-CN"/>
         </w:rPr>
-        <w:t>_m2_month}}）之间（图4），平均最高</w:t>
+        <w:t>_m1}}℃（图</w:t>
+      </w:r>
+      <w:r>
+        <w:rPr>
+          <w:rFonts w:hint="eastAsia" w:cs="Times New Roman"/>
+          <w:color w:val="000000"/>
+          <w:sz w:val="24"/>
+          <w:szCs w:val="24"/>
+          <w:lang w:val="en-US" w:eastAsia="zh-CN"/>
+        </w:rPr>
+        <w:t>4</w:t>
+      </w:r>
+      <w:r>
+        <w:rPr>
+          <w:rFonts w:hint="default" w:ascii="Times New Roman" w:hAnsi="Times New Roman" w:eastAsia="仿宋" w:cs="Times New Roman"/>
+          <w:color w:val="000000"/>
+          <w:sz w:val="24"/>
+          <w:szCs w:val="24"/>
+          <w:lang w:val="en-US" w:eastAsia="zh-CN"/>
+        </w:rPr>
+        <w:t>）</w:t>
+      </w:r>
+      <w:r>
+        <w:rPr>
+          <w:rFonts w:hint="eastAsia" w:cs="Times New Roman"/>
+          <w:color w:val="000000"/>
+          <w:sz w:val="24"/>
+          <w:szCs w:val="24"/>
+          <w:lang w:val="en-US" w:eastAsia="zh-CN"/>
+        </w:rPr>
+        <w:t>；</w:t>
+      </w:r>
+      <w:r>
+        <w:rPr>
+          <w:rFonts w:hint="default" w:ascii="Times New Roman" w:hAnsi="Times New Roman" w:eastAsia="仿宋" w:cs="Times New Roman"/>
+          <w:color w:val="000000"/>
+          <w:sz w:val="24"/>
+          <w:szCs w:val="24"/>
+          <w:lang w:val="en-US" w:eastAsia="zh-CN"/>
+        </w:rPr>
+        <w:t>平均最高</w:t>
       </w:r>
       <w:r>
         <w:rPr>
@@ -1082,7 +1784,27 @@
           <w:szCs w:val="24"/>
           <w:lang w:val="en-US" w:eastAsia="zh-CN"/>
         </w:rPr>
-        <w:t>变化在{{max_</w:t>
+        <w:t>{{</w:t>
+      </w:r>
+      <w:r>
+        <w:rPr>
+          <w:rFonts w:hint="eastAsia" w:cs="Times New Roman"/>
+          <w:color w:val="000000"/>
+          <w:sz w:val="24"/>
+          <w:szCs w:val="24"/>
+          <w:lang w:val="en-US" w:eastAsia="zh-CN"/>
+        </w:rPr>
+        <w:t>max</w:t>
+      </w:r>
+      <w:r>
+        <w:rPr>
+          <w:rFonts w:hint="default" w:ascii="Times New Roman" w:hAnsi="Times New Roman" w:eastAsia="仿宋" w:cs="Times New Roman"/>
+          <w:color w:val="000000"/>
+          <w:sz w:val="24"/>
+          <w:szCs w:val="24"/>
+          <w:lang w:val="en-US" w:eastAsia="zh-CN"/>
+        </w:rPr>
+        <w:t>_</w:t>
       </w:r>
       <w:r>
         <w:rPr>
@@ -1102,7 +1824,47 @@
           <w:szCs w:val="24"/>
           <w:lang w:val="en-US" w:eastAsia="zh-CN"/>
         </w:rPr>
-        <w:t>_m1}}℃（{{max_</w:t>
+        <w:t>_m2_month}}</w:t>
+      </w:r>
+      <w:r>
+        <w:rPr>
+          <w:rFonts w:hint="eastAsia" w:cs="Times New Roman"/>
+          <w:color w:val="000000"/>
+          <w:sz w:val="24"/>
+          <w:szCs w:val="24"/>
+          <w:lang w:val="en-US" w:eastAsia="zh-CN"/>
+        </w:rPr>
+        <w:t>，为</w:t>
+      </w:r>
+      <w:r>
+        <w:rPr>
+          <w:rFonts w:hint="default" w:ascii="Times New Roman" w:hAnsi="Times New Roman" w:eastAsia="仿宋" w:cs="Times New Roman"/>
+          <w:color w:val="000000"/>
+          <w:sz w:val="24"/>
+          <w:szCs w:val="24"/>
+          <w:lang w:val="en-US" w:eastAsia="zh-CN"/>
+        </w:rPr>
+        <w:t>{{</w:t>
+      </w:r>
+      <w:r>
+        <w:rPr>
+          <w:rFonts w:hint="eastAsia" w:cs="Times New Roman"/>
+          <w:color w:val="000000"/>
+          <w:sz w:val="24"/>
+          <w:szCs w:val="24"/>
+          <w:lang w:val="en-US" w:eastAsia="zh-CN"/>
+        </w:rPr>
+        <w:t>max</w:t>
+      </w:r>
+      <w:r>
+        <w:rPr>
+          <w:rFonts w:hint="default" w:ascii="Times New Roman" w:hAnsi="Times New Roman" w:eastAsia="仿宋" w:cs="Times New Roman"/>
+          <w:color w:val="000000"/>
+          <w:sz w:val="24"/>
+          <w:szCs w:val="24"/>
+          <w:lang w:val="en-US" w:eastAsia="zh-CN"/>
+        </w:rPr>
+        <w:t>_</w:t>
       </w:r>
       <w:r>
         <w:rPr>
@@ -1122,7 +1884,47 @@
           <w:szCs w:val="24"/>
           <w:lang w:val="en-US" w:eastAsia="zh-CN"/>
         </w:rPr>
-        <w:t>_m1_month}}）～{{max_</w:t>
+        <w:t>_m1}}℃</w:t>
+      </w:r>
+      <w:r>
+        <w:rPr>
+          <w:rFonts w:hint="eastAsia" w:cs="Times New Roman"/>
+          <w:color w:val="000000"/>
+          <w:sz w:val="24"/>
+          <w:szCs w:val="24"/>
+          <w:lang w:val="en-US" w:eastAsia="zh-CN"/>
+        </w:rPr>
+        <w:t>，最低发生在</w:t>
+      </w:r>
+      <w:r>
+        <w:rPr>
+          <w:rFonts w:hint="default" w:ascii="Times New Roman" w:hAnsi="Times New Roman" w:eastAsia="仿宋" w:cs="Times New Roman"/>
+          <w:color w:val="000000"/>
+          <w:sz w:val="24"/>
+          <w:szCs w:val="24"/>
+          <w:lang w:val="en-US" w:eastAsia="zh-CN"/>
+        </w:rPr>
+        <w:t>{{</w:t>
+      </w:r>
+      <w:r>
+        <w:rPr>
+          <w:rFonts w:hint="eastAsia" w:cs="Times New Roman"/>
+          <w:color w:val="000000"/>
+          <w:sz w:val="24"/>
+          <w:szCs w:val="24"/>
+          <w:lang w:val="en-US" w:eastAsia="zh-CN"/>
+        </w:rPr>
+        <w:t>max</w:t>
+      </w:r>
+      <w:r>
+        <w:rPr>
+          <w:rFonts w:hint="default" w:ascii="Times New Roman" w:hAnsi="Times New Roman" w:eastAsia="仿宋" w:cs="Times New Roman"/>
+          <w:color w:val="000000"/>
+          <w:sz w:val="24"/>
+          <w:szCs w:val="24"/>
+          <w:lang w:val="en-US" w:eastAsia="zh-CN"/>
+        </w:rPr>
+        <w:t>_</w:t>
       </w:r>
       <w:r>
         <w:rPr>
@@ -1142,7 +1944,47 @@
           <w:szCs w:val="24"/>
           <w:lang w:val="en-US" w:eastAsia="zh-CN"/>
         </w:rPr>
-        <w:t>_m2}}℃（{{max_</w:t>
+        <w:t>_m1_month}}</w:t>
+      </w:r>
+      <w:r>
+        <w:rPr>
+          <w:rFonts w:hint="eastAsia" w:cs="Times New Roman"/>
+          <w:color w:val="000000"/>
+          <w:sz w:val="24"/>
+          <w:szCs w:val="24"/>
+          <w:lang w:val="en-US" w:eastAsia="zh-CN"/>
+        </w:rPr>
+        <w:t>，为</w:t>
+      </w:r>
+      <w:r>
+        <w:rPr>
+          <w:rFonts w:hint="default" w:ascii="Times New Roman" w:hAnsi="Times New Roman" w:eastAsia="仿宋" w:cs="Times New Roman"/>
+          <w:color w:val="000000"/>
+          <w:sz w:val="24"/>
+          <w:szCs w:val="24"/>
+          <w:lang w:val="en-US" w:eastAsia="zh-CN"/>
+        </w:rPr>
+        <w:t>{{</w:t>
+      </w:r>
+      <w:r>
+        <w:rPr>
+          <w:rFonts w:hint="eastAsia" w:cs="Times New Roman"/>
+          <w:color w:val="000000"/>
+          <w:sz w:val="24"/>
+          <w:szCs w:val="24"/>
+          <w:lang w:val="en-US" w:eastAsia="zh-CN"/>
+        </w:rPr>
+        <w:t>max</w:t>
+      </w:r>
+      <w:r>
+        <w:rPr>
+          <w:rFonts w:hint="default" w:ascii="Times New Roman" w:hAnsi="Times New Roman" w:eastAsia="仿宋" w:cs="Times New Roman"/>
+          <w:color w:val="000000"/>
+          <w:sz w:val="24"/>
+          <w:szCs w:val="24"/>
+          <w:lang w:val="en-US" w:eastAsia="zh-CN"/>
+        </w:rPr>
+        <w:t>_</w:t>
       </w:r>
       <w:r>
         <w:rPr>
@@ -1162,7 +2004,27 @@
           <w:szCs w:val="24"/>
           <w:lang w:val="en-US" w:eastAsia="zh-CN"/>
         </w:rPr>
-        <w:t>_m2_month}}）之间（图5），平均最低</w:t>
+        <w:t>_m1}}℃（图5）</w:t>
+      </w:r>
+      <w:r>
+        <w:rPr>
+          <w:rFonts w:hint="eastAsia" w:cs="Times New Roman"/>
+          <w:color w:val="000000"/>
+          <w:sz w:val="24"/>
+          <w:szCs w:val="24"/>
+          <w:lang w:val="en-US" w:eastAsia="zh-CN"/>
+        </w:rPr>
+        <w:t>；</w:t>
+      </w:r>
+      <w:r>
+        <w:rPr>
+          <w:rFonts w:hint="default" w:ascii="Times New Roman" w:hAnsi="Times New Roman" w:eastAsia="仿宋" w:cs="Times New Roman"/>
+          <w:color w:val="000000"/>
+          <w:sz w:val="24"/>
+          <w:szCs w:val="24"/>
+          <w:lang w:val="en-US" w:eastAsia="zh-CN"/>
+        </w:rPr>
+        <w:t>平均最低</w:t>
       </w:r>
       <w:r>
         <w:rPr>
@@ -1176,13 +2038,23 @@
       </w:r>
       <w:r>
         <w:rPr>
-          <w:rFonts w:hint="default" w:ascii="Times New Roman" w:hAnsi="Times New Roman" w:eastAsia="仿宋" w:cs="Times New Roman"/>
-          <w:color w:val="000000"/>
-          <w:sz w:val="24"/>
-          <w:szCs w:val="24"/>
-          <w:lang w:val="en-US" w:eastAsia="zh-CN"/>
-        </w:rPr>
-        <w:t>变化在{{min_</w:t>
+          <w:rFonts w:hint="eastAsia" w:cs="Times New Roman"/>
+          <w:color w:val="000000"/>
+          <w:sz w:val="24"/>
+          <w:szCs w:val="24"/>
+          <w:lang w:val="en-US" w:eastAsia="zh-CN"/>
+        </w:rPr>
+        <w:t>最高发生在</w:t>
+      </w:r>
+      <w:r>
+        <w:rPr>
+          <w:rFonts w:hint="default" w:ascii="Times New Roman" w:hAnsi="Times New Roman" w:eastAsia="仿宋" w:cs="Times New Roman"/>
+          <w:color w:val="000000"/>
+          <w:sz w:val="24"/>
+          <w:szCs w:val="24"/>
+          <w:lang w:val="en-US" w:eastAsia="zh-CN"/>
+        </w:rPr>
+        <w:t>{{min_</w:t>
       </w:r>
       <w:r>
         <w:rPr>
@@ -1202,7 +2074,27 @@
           <w:szCs w:val="24"/>
           <w:lang w:val="en-US" w:eastAsia="zh-CN"/>
         </w:rPr>
-        <w:t>_m1}}℃（{{min_</w:t>
+        <w:t>_m2_month}}</w:t>
+      </w:r>
+      <w:r>
+        <w:rPr>
+          <w:rFonts w:hint="eastAsia" w:cs="Times New Roman"/>
+          <w:color w:val="000000"/>
+          <w:sz w:val="24"/>
+          <w:szCs w:val="24"/>
+          <w:lang w:val="en-US" w:eastAsia="zh-CN"/>
+        </w:rPr>
+        <w:t>，为</w:t>
+      </w:r>
+      <w:r>
+        <w:rPr>
+          <w:rFonts w:hint="default" w:ascii="Times New Roman" w:hAnsi="Times New Roman" w:eastAsia="仿宋" w:cs="Times New Roman"/>
+          <w:color w:val="000000"/>
+          <w:sz w:val="24"/>
+          <w:szCs w:val="24"/>
+          <w:lang w:val="en-US" w:eastAsia="zh-CN"/>
+        </w:rPr>
+        <w:t>{{min_</w:t>
       </w:r>
       <w:r>
         <w:rPr>
@@ -1222,7 +2114,27 @@
           <w:szCs w:val="24"/>
           <w:lang w:val="en-US" w:eastAsia="zh-CN"/>
         </w:rPr>
-        <w:t>_m1_month}}）～{{min_</w:t>
+        <w:t>_m2}}℃</w:t>
+      </w:r>
+      <w:r>
+        <w:rPr>
+          <w:rFonts w:hint="eastAsia" w:cs="Times New Roman"/>
+          <w:color w:val="000000"/>
+          <w:sz w:val="24"/>
+          <w:szCs w:val="24"/>
+          <w:lang w:val="en-US" w:eastAsia="zh-CN"/>
+        </w:rPr>
+        <w:t>，最低发生在</w:t>
+      </w:r>
+      <w:r>
+        <w:rPr>
+          <w:rFonts w:hint="default" w:ascii="Times New Roman" w:hAnsi="Times New Roman" w:eastAsia="仿宋" w:cs="Times New Roman"/>
+          <w:color w:val="000000"/>
+          <w:sz w:val="24"/>
+          <w:szCs w:val="24"/>
+          <w:lang w:val="en-US" w:eastAsia="zh-CN"/>
+        </w:rPr>
+        <w:t>{{min_</w:t>
       </w:r>
       <w:r>
         <w:rPr>
@@ -1242,7 +2154,27 @@
           <w:szCs w:val="24"/>
           <w:lang w:val="en-US" w:eastAsia="zh-CN"/>
         </w:rPr>
-        <w:t>_m2}}℃（{{min_</w:t>
+        <w:t>_m1_month}}</w:t>
+      </w:r>
+      <w:r>
+        <w:rPr>
+          <w:rFonts w:hint="eastAsia" w:cs="Times New Roman"/>
+          <w:color w:val="000000"/>
+          <w:sz w:val="24"/>
+          <w:szCs w:val="24"/>
+          <w:lang w:val="en-US" w:eastAsia="zh-CN"/>
+        </w:rPr>
+        <w:t>，为</w:t>
+      </w:r>
+      <w:r>
+        <w:rPr>
+          <w:rFonts w:hint="default" w:ascii="Times New Roman" w:hAnsi="Times New Roman" w:eastAsia="仿宋" w:cs="Times New Roman"/>
+          <w:color w:val="000000"/>
+          <w:sz w:val="24"/>
+          <w:szCs w:val="24"/>
+          <w:lang w:val="en-US" w:eastAsia="zh-CN"/>
+        </w:rPr>
+        <w:t>{{min_</w:t>
       </w:r>
       <w:r>
         <w:rPr>
@@ -1262,7 +2194,7 @@
           <w:szCs w:val="24"/>
           <w:lang w:val="en-US" w:eastAsia="zh-CN"/>
         </w:rPr>
-        <w:t>_m2_month}}）之间（图6）。整体看来，平均</w:t>
+        <w:t>_m1}}℃。整体看来，平均</w:t>
       </w:r>
       <w:r>
         <w:rPr>
@@ -1402,7 +2334,6 @@
           <w:lang w:val="en-US" w:eastAsia="zh-CN"/>
         </w:rPr>
       </w:pPr>
-      <w:bookmarkStart w:id="0" w:name="_GoBack"/>
       <w:r>
         <w:rPr>
           <w:rFonts w:hint="default" w:ascii="Times New Roman" w:hAnsi="Times New Roman" w:eastAsia="黑体" w:cs="Times New Roman"/>
@@ -1437,7 +2368,6 @@
         <w:t>逐月变化</w:t>
       </w:r>
     </w:p>
-    <w:bookmarkEnd w:id="0"/>
     <w:p>
       <w:pPr>
         <w:spacing w:line="240" w:lineRule="auto"/>

--- a/Report/template/Module02/GST.docx
+++ b/Report/template/Module02/GST.docx
@@ -948,8 +948,6 @@
         </w:rPr>
         <w:t>1</w:t>
       </w:r>
-      <w:bookmarkStart w:id="0" w:name="_GoBack"/>
-      <w:bookmarkEnd w:id="0"/>
       <w:r>
         <w:rPr>
           <w:rFonts w:hint="default" w:ascii="Times New Roman" w:hAnsi="Times New Roman" w:eastAsia="仿宋" w:cs="Times New Roman"/>
@@ -988,7 +986,27 @@
           <w:szCs w:val="24"/>
           <w:lang w:val="en-US" w:eastAsia="zh-CN"/>
         </w:rPr>
-        <w:t>{{station_name}}的年平均地面温度呈</w:t>
+        <w:t>{{station_name}}</w:t>
+      </w:r>
+      <w:r>
+        <w:rPr>
+          <w:rFonts w:hint="eastAsia" w:cs="Times New Roman"/>
+          <w:color w:val="000000"/>
+          <w:sz w:val="24"/>
+          <w:szCs w:val="24"/>
+          <w:lang w:val="en-US" w:eastAsia="zh-CN"/>
+        </w:rPr>
+        <w:t>站</w:t>
+      </w:r>
+      <w:r>
+        <w:rPr>
+          <w:rFonts w:hint="eastAsia" w:ascii="Times New Roman" w:hAnsi="Times New Roman" w:eastAsia="仿宋" w:cs="Times New Roman"/>
+          <w:color w:val="000000"/>
+          <w:sz w:val="24"/>
+          <w:szCs w:val="24"/>
+          <w:lang w:val="en-US" w:eastAsia="zh-CN"/>
+        </w:rPr>
+        <w:t>的年平均地面温度呈</w:t>
       </w:r>
       <w:r>
         <w:rPr>
@@ -1644,7 +1662,27 @@
           <w:szCs w:val="24"/>
           <w:lang w:val="en-US" w:eastAsia="zh-CN"/>
         </w:rPr>
-        <w:t>_m1}}℃</w:t>
+        <w:t>_m</w:t>
+      </w:r>
+      <w:r>
+        <w:rPr>
+          <w:rFonts w:hint="eastAsia" w:cs="Times New Roman"/>
+          <w:color w:val="000000"/>
+          <w:sz w:val="24"/>
+          <w:szCs w:val="24"/>
+          <w:lang w:val="en-US" w:eastAsia="zh-CN"/>
+        </w:rPr>
+        <w:t>2</w:t>
+      </w:r>
+      <w:r>
+        <w:rPr>
+          <w:rFonts w:hint="default" w:ascii="Times New Roman" w:hAnsi="Times New Roman" w:eastAsia="仿宋" w:cs="Times New Roman"/>
+          <w:color w:val="000000"/>
+          <w:sz w:val="24"/>
+          <w:szCs w:val="24"/>
+          <w:lang w:val="en-US" w:eastAsia="zh-CN"/>
+        </w:rPr>
+        <w:t>}}℃</w:t>
       </w:r>
       <w:r>
         <w:rPr>
@@ -1778,6 +1816,16 @@
       </w:r>
       <w:r>
         <w:rPr>
+          <w:rFonts w:hint="eastAsia" w:cs="Times New Roman"/>
+          <w:color w:val="000000"/>
+          <w:sz w:val="24"/>
+          <w:szCs w:val="24"/>
+          <w:lang w:val="en-US" w:eastAsia="zh-CN"/>
+        </w:rPr>
+        <w:t>最高发生在</w:t>
+      </w:r>
+      <w:r>
+        <w:rPr>
           <w:rFonts w:hint="default" w:ascii="Times New Roman" w:hAnsi="Times New Roman" w:eastAsia="仿宋" w:cs="Times New Roman"/>
           <w:color w:val="000000"/>
           <w:sz w:val="24"/>
@@ -1884,7 +1932,29 @@
           <w:szCs w:val="24"/>
           <w:lang w:val="en-US" w:eastAsia="zh-CN"/>
         </w:rPr>
-        <w:t>_m1}}℃</w:t>
+        <w:t>_m</w:t>
+      </w:r>
+      <w:r>
+        <w:rPr>
+          <w:rFonts w:hint="eastAsia" w:cs="Times New Roman"/>
+          <w:color w:val="000000"/>
+          <w:sz w:val="24"/>
+          <w:szCs w:val="24"/>
+          <w:lang w:val="en-US" w:eastAsia="zh-CN"/>
+        </w:rPr>
+        <w:t>2</w:t>
+      </w:r>
+      <w:bookmarkStart w:id="0" w:name="_GoBack"/>
+      <w:bookmarkEnd w:id="0"/>
+      <w:r>
+        <w:rPr>
+          <w:rFonts w:hint="default" w:ascii="Times New Roman" w:hAnsi="Times New Roman" w:eastAsia="仿宋" w:cs="Times New Roman"/>
+          <w:color w:val="000000"/>
+          <w:sz w:val="24"/>
+          <w:szCs w:val="24"/>
+          <w:lang w:val="en-US" w:eastAsia="zh-CN"/>
+        </w:rPr>
+        <w:t>}}℃</w:t>
       </w:r>
       <w:r>
         <w:rPr>
@@ -2194,7 +2264,27 @@
           <w:szCs w:val="24"/>
           <w:lang w:val="en-US" w:eastAsia="zh-CN"/>
         </w:rPr>
-        <w:t>_m1}}℃。整体看来，平均</w:t>
+        <w:t>_m1}}℃（图</w:t>
+      </w:r>
+      <w:r>
+        <w:rPr>
+          <w:rFonts w:hint="eastAsia" w:cs="Times New Roman"/>
+          <w:color w:val="000000"/>
+          <w:sz w:val="24"/>
+          <w:szCs w:val="24"/>
+          <w:lang w:val="en-US" w:eastAsia="zh-CN"/>
+        </w:rPr>
+        <w:t>6</w:t>
+      </w:r>
+      <w:r>
+        <w:rPr>
+          <w:rFonts w:hint="default" w:ascii="Times New Roman" w:hAnsi="Times New Roman" w:eastAsia="仿宋" w:cs="Times New Roman"/>
+          <w:color w:val="000000"/>
+          <w:sz w:val="24"/>
+          <w:szCs w:val="24"/>
+          <w:lang w:val="en-US" w:eastAsia="zh-CN"/>
+        </w:rPr>
+        <w:t>）。整体看来，平均</w:t>
       </w:r>
       <w:r>
         <w:rPr>
